--- a/BuyNowPayLaterOrderSystem/src/main/java/com/buynowpaylaterordersystem/Buy Now Pay Later Order System.docx
+++ b/BuyNowPayLaterOrderSystem/src/main/java/com/buynowpaylaterordersystem/Buy Now Pay Later Order System.docx
@@ -12,6 +12,22 @@
     </w:p>
     <w:p>
       <w:r>
+        <w:t>(</w:t>
+      </w:r>
+      <w:hyperlink r:id="rId5" w:history="1">
+        <w:r>
+          <w:rPr>
+            <w:rStyle w:val="Hyperlink"/>
+          </w:rPr>
+          <w:t>https://leetcode.com/discuss/post/8455829/flipkart-sde-2-interview-experience-jan-o8ngx/</w:t>
+        </w:r>
+      </w:hyperlink>
+      <w:r>
+        <w:t xml:space="preserve"> )</w:t>
+      </w:r>
+    </w:p>
+    <w:p>
+      <w:r>
         <w:t>Problem Statement:</w:t>
       </w:r>
     </w:p>
@@ -36,8 +52,13 @@
           <w:numId w:val="1"/>
         </w:numPr>
       </w:pPr>
-      <w:r>
-        <w:t>seed_inventory — Load products (name, count, price) into in-memory store</w:t>
+      <w:proofErr w:type="spellStart"/>
+      <w:r>
+        <w:t>seed_inventory</w:t>
+      </w:r>
+      <w:proofErr w:type="spellEnd"/>
+      <w:r>
+        <w:t xml:space="preserve"> — Load products (name, count, price) into in-memory store</w:t>
       </w:r>
     </w:p>
     <w:p>
@@ -47,8 +68,13 @@
           <w:numId w:val="1"/>
         </w:numPr>
       </w:pPr>
-      <w:r>
-        <w:t>view_inventory — Display current inventory state</w:t>
+      <w:proofErr w:type="spellStart"/>
+      <w:r>
+        <w:t>view_inventory</w:t>
+      </w:r>
+      <w:proofErr w:type="spellEnd"/>
+      <w:r>
+        <w:t xml:space="preserve"> — Display current inventory state</w:t>
       </w:r>
     </w:p>
     <w:p>
@@ -58,8 +84,13 @@
           <w:numId w:val="1"/>
         </w:numPr>
       </w:pPr>
-      <w:r>
-        <w:t>register_user — Register a user with an initial BNPL credit limit</w:t>
+      <w:proofErr w:type="spellStart"/>
+      <w:r>
+        <w:t>register_user</w:t>
+      </w:r>
+      <w:proofErr w:type="spellEnd"/>
+      <w:r>
+        <w:t xml:space="preserve"> — Register a user with an initial BNPL credit limit</w:t>
       </w:r>
     </w:p>
     <w:p>
@@ -69,13 +100,16 @@
           <w:numId w:val="1"/>
         </w:numPr>
       </w:pPr>
-      <w:proofErr w:type="gramStart"/>
-      <w:r>
-        <w:t>buy(</w:t>
-      </w:r>
-      <w:proofErr w:type="gramEnd"/>
-      <w:r>
-        <w:t>user, items, payment_method, date) — Place an order via PREPAID or BNPL. For BNPL, reduce credit limit; block if limit exhausted</w:t>
+      <w:r>
+        <w:t xml:space="preserve">buy(user, items, </w:t>
+      </w:r>
+      <w:proofErr w:type="spellStart"/>
+      <w:r>
+        <w:t>payment_method</w:t>
+      </w:r>
+      <w:proofErr w:type="spellEnd"/>
+      <w:r>
+        <w:t>, date) — Place an order via PREPAID or BNPL. For BNPL, reduce credit limit; block if limit exhausted</w:t>
       </w:r>
     </w:p>
     <w:p>
@@ -85,16 +119,21 @@
           <w:numId w:val="1"/>
         </w:numPr>
       </w:pPr>
-      <w:r>
-        <w:t>clear_</w:t>
-      </w:r>
-      <w:proofErr w:type="gramStart"/>
-      <w:r>
-        <w:t>dues(</w:t>
-      </w:r>
-      <w:proofErr w:type="gramEnd"/>
-      <w:r>
-        <w:t>user, orderIds, date) — Partial or full due clearance against specific orders</w:t>
+      <w:proofErr w:type="spellStart"/>
+      <w:r>
+        <w:t>clear_dues</w:t>
+      </w:r>
+      <w:proofErr w:type="spellEnd"/>
+      <w:r>
+        <w:t xml:space="preserve">(user, </w:t>
+      </w:r>
+      <w:proofErr w:type="spellStart"/>
+      <w:r>
+        <w:t>orderIds</w:t>
+      </w:r>
+      <w:proofErr w:type="spellEnd"/>
+      <w:r>
+        <w:t>, date) — Partial or full due clearance against specific orders</w:t>
       </w:r>
     </w:p>
     <w:p>
@@ -104,16 +143,13 @@
           <w:numId w:val="1"/>
         </w:numPr>
       </w:pPr>
-      <w:r>
-        <w:t>view_</w:t>
-      </w:r>
-      <w:proofErr w:type="gramStart"/>
-      <w:r>
-        <w:t>dues(</w:t>
-      </w:r>
-      <w:proofErr w:type="gramEnd"/>
-      <w:r>
-        <w:t>user, date) — Show all pending dues before the given date, sorted by purchase date, with status: PENDING or DELAYED (if 30-day window crossed)</w:t>
+      <w:proofErr w:type="spellStart"/>
+      <w:r>
+        <w:t>view_dues</w:t>
+      </w:r>
+      <w:proofErr w:type="spellEnd"/>
+      <w:r>
+        <w:t>(user, date) — Show all pending dues before the given date, sorted by purchase date, with status: PENDING or DELAYED (if 30-day window crossed)</w:t>
       </w:r>
     </w:p>
     <w:p>
@@ -123,8 +159,13 @@
           <w:numId w:val="1"/>
         </w:numPr>
       </w:pPr>
-      <w:r>
-        <w:t>order_status(user) — Show full order history + available BNPL credit limit</w:t>
+      <w:proofErr w:type="spellStart"/>
+      <w:r>
+        <w:t>order_status</w:t>
+      </w:r>
+      <w:proofErr w:type="spellEnd"/>
+      <w:r>
+        <w:t>(user) — Show full order history + available BNPL credit limit</w:t>
       </w:r>
     </w:p>
     <w:p>
@@ -154,8 +195,21 @@
           <w:numId w:val="2"/>
         </w:numPr>
       </w:pPr>
-      <w:r>
-        <w:t>add_inventory / remove_inventory — Dynamic inventory management</w:t>
+      <w:proofErr w:type="spellStart"/>
+      <w:r>
+        <w:t>add_inventory</w:t>
+      </w:r>
+      <w:proofErr w:type="spellEnd"/>
+      <w:r>
+        <w:t xml:space="preserve"> / </w:t>
+      </w:r>
+      <w:proofErr w:type="spellStart"/>
+      <w:r>
+        <w:t>remove_inventory</w:t>
+      </w:r>
+      <w:proofErr w:type="spellEnd"/>
+      <w:r>
+        <w:t xml:space="preserve"> — Dynamic inventory management</w:t>
       </w:r>
     </w:p>
     <w:p>
@@ -1531,6 +1585,29 @@
       <w:spacing w:val="5"/>
     </w:rPr>
   </w:style>
+  <w:style w:type="character" w:styleId="Hyperlink">
+    <w:name w:val="Hyperlink"/>
+    <w:basedOn w:val="DefaultParagraphFont"/>
+    <w:uiPriority w:val="99"/>
+    <w:unhideWhenUsed/>
+    <w:rsid w:val="00380848"/>
+    <w:rPr>
+      <w:color w:val="0563C1" w:themeColor="hyperlink"/>
+      <w:u w:val="single"/>
+    </w:rPr>
+  </w:style>
+  <w:style w:type="character" w:styleId="UnresolvedMention">
+    <w:name w:val="Unresolved Mention"/>
+    <w:basedOn w:val="DefaultParagraphFont"/>
+    <w:uiPriority w:val="99"/>
+    <w:semiHidden/>
+    <w:unhideWhenUsed/>
+    <w:rsid w:val="00380848"/>
+    <w:rPr>
+      <w:color w:val="605E5C"/>
+      <w:shd w:val="clear" w:color="auto" w:fill="E1DFDD"/>
+    </w:rPr>
+  </w:style>
 </w:styles>
 </file>
 
